--- a/러시아 인권변호사/4부/4부_1화_국가의_균열.docx
+++ b/러시아 인권변호사/4부/4부_1화_국가의_균열.docx
@@ -216,7 +216,7 @@
           <w:i w:val="0"/>
           <w:sz w:val="22"/>
         </w:rPr>
-        <w:t>Вопрос в том, что из этого мы можем сказать публично, не превратившись в пророков конца света.</w:t>
+        <w:t>В кошельках видят. А по телевизору им каждый вечер показывают восемь процентов и улыбающегося министра.</w:t>
       </w:r>
     </w:p>
     <w:p>
@@ -239,7 +239,7 @@
           <w:i w:val="0"/>
           <w:sz w:val="22"/>
         </w:rPr>
-        <w:t>Всё, Анатолий Викторович. Каждая цифра, которую я назвала, собрана из открытых данных — цены в магазинах, зарплатные ведомости, отчёты регионов. Просто никто в правительстве не складывает их в одну таблицу.</w:t>
+        <w:t>Мы собирали цены сами, Анатолий Викторович. Триста магазинов в сорока регионах, одна и та же корзина каждую неделю: хлеб, молоко, лекарства, проезд, коммуналка. Никаких «сезонных корректировок».</w:t>
       </w:r>
     </w:p>
     <w:p>
@@ -262,7 +262,7 @@
           <w:i w:val="0"/>
           <w:sz w:val="22"/>
         </w:rPr>
-        <w:t>Тогда сложим мы. И покажем людям, как складывали, — чтобы каждый мог проверить.</w:t>
+        <w:t>И где разрыв больше всего?</w:t>
       </w:r>
     </w:p>
     <w:p>
@@ -276,7 +276,7 @@
           <w:i w:val="0"/>
           <w:sz w:val="22"/>
         </w:rPr>
-        <w:t xml:space="preserve">Катя: </w:t>
+        <w:t xml:space="preserve">Томская: </w:t>
       </w:r>
       <w:r>
         <w:rPr>
@@ -285,7 +285,7 @@
           <w:i w:val="0"/>
           <w:sz w:val="22"/>
         </w:rPr>
-        <w:t>Методику придётся опубликовать целиком. Иначе скажут, что мы рисуем свои цифры так же, как они рисуют свои.</w:t>
+        <w:t>В лекарствах и в коммуналке. То есть ровно там, где пенсионеру некуда деться. Хлеб можно купить подешевле. Давление подешевле не полечишь.</w:t>
       </w:r>
     </w:p>
     <w:p>
@@ -299,7 +299,7 @@
           <w:i w:val="0"/>
           <w:sz w:val="22"/>
         </w:rPr>
-        <w:t xml:space="preserve">Томская: </w:t>
+        <w:t xml:space="preserve">Гребенщиков: </w:t>
       </w:r>
       <w:r>
         <w:rPr>
@@ -308,7 +308,201 @@
           <w:i w:val="0"/>
           <w:sz w:val="22"/>
         </w:rPr>
+        <w:t>Вопрос в том, что из этого мы можем сказать публично, не превратившись в пророков конца света.</w:t>
+      </w:r>
+    </w:p>
+    <w:p>
+      <w:pPr>
+        <w:spacing w:before="0" w:after="110" w:line="300" w:lineRule="auto"/>
+      </w:pPr>
+      <w:r>
+        <w:rPr>
+          <w:rFonts w:ascii="Times New Roman" w:hAnsi="Times New Roman" w:eastAsia="Malgun Gothic"/>
+          <w:b/>
+          <w:i w:val="0"/>
+          <w:sz w:val="22"/>
+        </w:rPr>
+        <w:t xml:space="preserve">Томская: </w:t>
+      </w:r>
+      <w:r>
+        <w:rPr>
+          <w:rFonts w:ascii="Times New Roman" w:hAnsi="Times New Roman" w:eastAsia="Malgun Gothic"/>
+          <w:b w:val="0"/>
+          <w:i w:val="0"/>
+          <w:sz w:val="22"/>
+        </w:rPr>
+        <w:t>Всё, Анатолий Викторович. Каждая цифра, которую я назвала, собрана из открытых данных — цены в магазинах, зарплатные ведомости, отчёты регионов. Просто никто в правительстве не складывает их в одну таблицу.</w:t>
+      </w:r>
+    </w:p>
+    <w:p>
+      <w:pPr>
+        <w:spacing w:before="0" w:after="110" w:line="300" w:lineRule="auto"/>
+      </w:pPr>
+      <w:r>
+        <w:rPr>
+          <w:rFonts w:ascii="Times New Roman" w:hAnsi="Times New Roman" w:eastAsia="Malgun Gothic"/>
+          <w:b/>
+          <w:i w:val="0"/>
+          <w:sz w:val="22"/>
+        </w:rPr>
+        <w:t xml:space="preserve">Гребенщиков: </w:t>
+      </w:r>
+      <w:r>
+        <w:rPr>
+          <w:rFonts w:ascii="Times New Roman" w:hAnsi="Times New Roman" w:eastAsia="Malgun Gothic"/>
+          <w:b w:val="0"/>
+          <w:i w:val="0"/>
+          <w:sz w:val="22"/>
+        </w:rPr>
+        <w:t>Про таблицу понятно. Меня беспокоит другое, Елена. Государственные каналы назовут нас паникёрами раньше, чем кто-нибудь откроет вашу таблицу.</w:t>
+      </w:r>
+    </w:p>
+    <w:p>
+      <w:pPr>
+        <w:spacing w:before="0" w:after="110" w:line="300" w:lineRule="auto"/>
+      </w:pPr>
+      <w:r>
+        <w:rPr>
+          <w:rFonts w:ascii="Times New Roman" w:hAnsi="Times New Roman" w:eastAsia="Malgun Gothic"/>
+          <w:b/>
+          <w:i w:val="0"/>
+          <w:sz w:val="22"/>
+        </w:rPr>
+        <w:t xml:space="preserve">Томская: </w:t>
+      </w:r>
+      <w:r>
+        <w:rPr>
+          <w:rFonts w:ascii="Times New Roman" w:hAnsi="Times New Roman" w:eastAsia="Malgun Gothic"/>
+          <w:b w:val="0"/>
+          <w:i w:val="0"/>
+          <w:sz w:val="22"/>
+        </w:rPr>
+        <w:t>Пусть называют. Паникёр — это тот, кто кричит «пожар» без дыма. А у нас дым в каждом магазине.</w:t>
+      </w:r>
+    </w:p>
+    <w:p>
+      <w:pPr>
+        <w:spacing w:before="0" w:after="110" w:line="300" w:lineRule="auto"/>
+      </w:pPr>
+      <w:r>
+        <w:rPr>
+          <w:rFonts w:ascii="Times New Roman" w:hAnsi="Times New Roman" w:eastAsia="Malgun Gothic"/>
+          <w:b/>
+          <w:i w:val="0"/>
+          <w:sz w:val="22"/>
+        </w:rPr>
+        <w:t xml:space="preserve">Лёша: </w:t>
+      </w:r>
+      <w:r>
+        <w:rPr>
+          <w:rFonts w:ascii="Times New Roman" w:hAnsi="Times New Roman" w:eastAsia="Malgun Gothic"/>
+          <w:b w:val="0"/>
+          <w:i w:val="0"/>
+          <w:sz w:val="22"/>
+        </w:rPr>
+        <w:t>Тогда сложим их в одну таблицу сами. И покажем людям, как складывали, — чтобы каждый мог проверить.</w:t>
+      </w:r>
+    </w:p>
+    <w:p>
+      <w:pPr>
+        <w:spacing w:before="0" w:after="110" w:line="300" w:lineRule="auto"/>
+      </w:pPr>
+      <w:r>
+        <w:rPr>
+          <w:rFonts w:ascii="Times New Roman" w:hAnsi="Times New Roman" w:eastAsia="Malgun Gothic"/>
+          <w:b/>
+          <w:i w:val="0"/>
+          <w:sz w:val="22"/>
+        </w:rPr>
+        <w:t xml:space="preserve">Катя: </w:t>
+      </w:r>
+      <w:r>
+        <w:rPr>
+          <w:rFonts w:ascii="Times New Roman" w:hAnsi="Times New Roman" w:eastAsia="Malgun Gothic"/>
+          <w:b w:val="0"/>
+          <w:i w:val="0"/>
+          <w:sz w:val="22"/>
+        </w:rPr>
+        <w:t>Методику придётся опубликовать целиком. Иначе скажут, что мы рисуем свои цифры так же, как они рисуют свои.</w:t>
+      </w:r>
+    </w:p>
+    <w:p>
+      <w:pPr>
+        <w:spacing w:before="0" w:after="110" w:line="300" w:lineRule="auto"/>
+      </w:pPr>
+      <w:r>
+        <w:rPr>
+          <w:rFonts w:ascii="Times New Roman" w:hAnsi="Times New Roman" w:eastAsia="Malgun Gothic"/>
+          <w:b/>
+          <w:i w:val="0"/>
+          <w:sz w:val="22"/>
+        </w:rPr>
+        <w:t xml:space="preserve">Томская: </w:t>
+      </w:r>
+      <w:r>
+        <w:rPr>
+          <w:rFonts w:ascii="Times New Roman" w:hAnsi="Times New Roman" w:eastAsia="Malgun Gothic"/>
+          <w:b w:val="0"/>
+          <w:i w:val="0"/>
+          <w:sz w:val="22"/>
+        </w:rPr>
         <w:t>Опубликуем. Мне нечего прятать, Екатерина Ивановна. Прятать приходится тем, у кого восемь процентов.</w:t>
+      </w:r>
+    </w:p>
+    <w:p>
+      <w:pPr>
+        <w:spacing w:before="0" w:after="110" w:line="300" w:lineRule="auto"/>
+      </w:pPr>
+      <w:r>
+        <w:rPr>
+          <w:rFonts w:ascii="Times New Roman" w:hAnsi="Times New Roman" w:eastAsia="Malgun Gothic"/>
+          <w:b/>
+          <w:i w:val="0"/>
+          <w:sz w:val="22"/>
+        </w:rPr>
+        <w:t xml:space="preserve">Лёша: </w:t>
+      </w:r>
+      <w:r>
+        <w:rPr>
+          <w:rFonts w:ascii="Times New Roman" w:hAnsi="Times New Roman" w:eastAsia="Malgun Gothic"/>
+          <w:b w:val="0"/>
+          <w:i w:val="0"/>
+          <w:sz w:val="22"/>
+        </w:rPr>
+        <w:t>И ещё, Елена. Когда будете выступать, говорите не «реальные доходы упали на пятнадцать процентов». Говорите, сколько это в месяц у учительницы в Омске. Людям нужна не доля, а сумма.</w:t>
+      </w:r>
+    </w:p>
+    <w:p>
+      <w:pPr>
+        <w:spacing w:before="0" w:after="110" w:line="300" w:lineRule="auto"/>
+      </w:pPr>
+      <w:r>
+        <w:rPr>
+          <w:rFonts w:ascii="Times New Roman" w:hAnsi="Times New Roman" w:eastAsia="Malgun Gothic"/>
+          <w:b/>
+          <w:i w:val="0"/>
+          <w:sz w:val="22"/>
+        </w:rPr>
+        <w:t xml:space="preserve">Томская: </w:t>
+      </w:r>
+      <w:r>
+        <w:rPr>
+          <w:rFonts w:ascii="Times New Roman" w:hAnsi="Times New Roman" w:eastAsia="Malgun Gothic"/>
+          <w:b w:val="0"/>
+          <w:i/>
+          <w:color w:val="555555"/>
+          <w:sz w:val="22"/>
+        </w:rPr>
+        <w:t>(улыбается)</w:t>
+      </w:r>
+      <w:r>
+        <w:rPr>
+          <w:rFonts w:ascii="Times New Roman" w:hAnsi="Times New Roman" w:eastAsia="Malgun Gothic"/>
+          <w:b w:val="0"/>
+          <w:i w:val="0"/>
+          <w:sz w:val="22"/>
+        </w:rPr>
+        <w:t xml:space="preserve"> Вы первый политик, который просит меня говорить проще, а не красивее.</w:t>
       </w:r>
     </w:p>
     <w:p>
@@ -679,7 +873,7 @@
           <w:i w:val="0"/>
           <w:sz w:val="22"/>
         </w:rPr>
-        <w:t>По отдельности всегда всё в пределах закона, Екатерина Ивановна. Дедушка Крылов об этом писал: «А вы, друзья, как ни садитесь, всё в музыканты не годитесь». Сколько ни пересаживай одни и те же деньги по разным фамилиям, музыка у них одна.</w:t>
+        <w:t>По отдельности всегда всё в пределах закона, Екатерина Ивановна. Только шила в мешке не утаишь. Тридцать восемь раз по девяносто девять тысяч — это не тридцать восемь сторожей, это одно шило в тридцати восьми мешках.</w:t>
       </w:r>
     </w:p>
     <w:p>
@@ -693,7 +887,7 @@
           <w:i w:val="0"/>
           <w:sz w:val="22"/>
         </w:rPr>
-        <w:t xml:space="preserve">Лёша: </w:t>
+        <w:t xml:space="preserve">Катя: </w:t>
       </w:r>
       <w:r>
         <w:rPr>
@@ -702,7 +896,7 @@
           <w:i w:val="0"/>
           <w:sz w:val="22"/>
         </w:rPr>
-        <w:t>Возвращаем. Все тридцать восемь. И публикуем, что вернули и почему.</w:t>
+        <w:t>Можно ли хотя бы узнать, чьё это шило?</w:t>
       </w:r>
     </w:p>
     <w:p>
@@ -716,7 +910,7 @@
           <w:i w:val="0"/>
           <w:sz w:val="22"/>
         </w:rPr>
-        <w:t xml:space="preserve">Кирилл: </w:t>
+        <w:t xml:space="preserve">Вениамин: </w:t>
       </w:r>
       <w:r>
         <w:rPr>
@@ -725,7 +919,7 @@
           <w:i w:val="0"/>
           <w:sz w:val="22"/>
         </w:rPr>
-        <w:t>Вы понимаете, что это почти четыре миллиона, которых у кампании больше не будет?</w:t>
+        <w:t>Узнать можно. Доказать — сложнее. У фирмы один учредитель, и за последний год она выиграла четыре подряда у областной администрации. Не вашей, Алексей Николаевич. Соседней.</w:t>
       </w:r>
     </w:p>
     <w:p>
@@ -748,7 +942,132 @@
           <w:i w:val="0"/>
           <w:sz w:val="22"/>
         </w:rPr>
+        <w:t>То есть кто-то в соседней области хочет, чтобы через полгода у него на руках был мой долг.</w:t>
+      </w:r>
+    </w:p>
+    <w:p>
+      <w:pPr>
+        <w:spacing w:before="0" w:after="110" w:line="300" w:lineRule="auto"/>
+      </w:pPr>
+      <w:r>
+        <w:rPr>
+          <w:rFonts w:ascii="Times New Roman" w:hAnsi="Times New Roman" w:eastAsia="Malgun Gothic"/>
+          <w:b/>
+          <w:i w:val="0"/>
+          <w:sz w:val="22"/>
+        </w:rPr>
+        <w:t xml:space="preserve">Настя: </w:t>
+      </w:r>
+      <w:r>
+        <w:rPr>
+          <w:rFonts w:ascii="Times New Roman" w:hAnsi="Times New Roman" w:eastAsia="Malgun Gothic"/>
+          <w:b w:val="0"/>
+          <w:i w:val="0"/>
+          <w:sz w:val="22"/>
+        </w:rPr>
+        <w:t>Или хочет, чтобы через месяц у журналистов на руках был ваш скандал. Второе даже вероятнее. Первое — дороже.</w:t>
+      </w:r>
+    </w:p>
+    <w:p>
+      <w:pPr>
+        <w:spacing w:before="0" w:after="110" w:line="300" w:lineRule="auto"/>
+      </w:pPr>
+      <w:r>
+        <w:rPr>
+          <w:rFonts w:ascii="Times New Roman" w:hAnsi="Times New Roman" w:eastAsia="Malgun Gothic"/>
+          <w:b/>
+          <w:i w:val="0"/>
+          <w:sz w:val="22"/>
+        </w:rPr>
+        <w:t xml:space="preserve">Лёша: </w:t>
+      </w:r>
+      <w:r>
+        <w:rPr>
+          <w:rFonts w:ascii="Times New Roman" w:hAnsi="Times New Roman" w:eastAsia="Malgun Gothic"/>
+          <w:b w:val="0"/>
+          <w:i w:val="0"/>
+          <w:sz w:val="22"/>
+        </w:rPr>
+        <w:t>Возвращаем. Все тридцать восемь. И публикуем, что вернули и почему.</w:t>
+      </w:r>
+    </w:p>
+    <w:p>
+      <w:pPr>
+        <w:spacing w:before="0" w:after="110" w:line="300" w:lineRule="auto"/>
+      </w:pPr>
+      <w:r>
+        <w:rPr>
+          <w:rFonts w:ascii="Times New Roman" w:hAnsi="Times New Roman" w:eastAsia="Malgun Gothic"/>
+          <w:b/>
+          <w:i w:val="0"/>
+          <w:sz w:val="22"/>
+        </w:rPr>
+        <w:t xml:space="preserve">Кирилл: </w:t>
+      </w:r>
+      <w:r>
+        <w:rPr>
+          <w:rFonts w:ascii="Times New Roman" w:hAnsi="Times New Roman" w:eastAsia="Malgun Gothic"/>
+          <w:b w:val="0"/>
+          <w:i w:val="0"/>
+          <w:sz w:val="22"/>
+        </w:rPr>
+        <w:t>Вы понимаете, что это почти четыре миллиона, которых у кампании больше не будет?</w:t>
+      </w:r>
+    </w:p>
+    <w:p>
+      <w:pPr>
+        <w:spacing w:before="0" w:after="110" w:line="300" w:lineRule="auto"/>
+      </w:pPr>
+      <w:r>
+        <w:rPr>
+          <w:rFonts w:ascii="Times New Roman" w:hAnsi="Times New Roman" w:eastAsia="Malgun Gothic"/>
+          <w:b/>
+          <w:i w:val="0"/>
+          <w:sz w:val="22"/>
+        </w:rPr>
+        <w:t xml:space="preserve">Лёша: </w:t>
+      </w:r>
+      <w:r>
+        <w:rPr>
+          <w:rFonts w:ascii="Times New Roman" w:hAnsi="Times New Roman" w:eastAsia="Malgun Gothic"/>
+          <w:b w:val="0"/>
+          <w:i w:val="0"/>
+          <w:sz w:val="22"/>
+        </w:rPr>
         <w:t>Понимаю. Кампания, которая обещает стране честные цифры, не может начинать с чужих денег в карманах сторожей.</w:t>
+      </w:r>
+    </w:p>
+    <w:p>
+      <w:pPr>
+        <w:spacing w:before="0" w:after="110" w:line="300" w:lineRule="auto"/>
+      </w:pPr>
+      <w:r>
+        <w:rPr>
+          <w:rFonts w:ascii="Times New Roman" w:hAnsi="Times New Roman" w:eastAsia="Malgun Gothic"/>
+          <w:b/>
+          <w:i w:val="0"/>
+          <w:sz w:val="22"/>
+        </w:rPr>
+        <w:t xml:space="preserve">Изольда: </w:t>
+      </w:r>
+      <w:r>
+        <w:rPr>
+          <w:rFonts w:ascii="Times New Roman" w:hAnsi="Times New Roman" w:eastAsia="Malgun Gothic"/>
+          <w:b w:val="0"/>
+          <w:i/>
+          <w:color w:val="555555"/>
+          <w:sz w:val="22"/>
+        </w:rPr>
+        <w:t>(снимает очки)</w:t>
+      </w:r>
+      <w:r>
+        <w:rPr>
+          <w:rFonts w:ascii="Times New Roman" w:hAnsi="Times New Roman" w:eastAsia="Malgun Gothic"/>
+          <w:b w:val="0"/>
+          <w:i w:val="0"/>
+          <w:sz w:val="22"/>
+        </w:rPr>
+        <w:t xml:space="preserve"> Дети, запишите в протокол: кандидат отказался от четырёх миллионов за три минуты. Я засекала.</w:t>
       </w:r>
     </w:p>
     <w:p>
@@ -945,7 +1264,7 @@
           <w:i w:val="0"/>
           <w:sz w:val="22"/>
         </w:rPr>
-        <w:t>Другие обещают, что к Новому году все будут дома.</w:t>
+        <w:t>А по телевизору вы то же самое скажете? Или там будет другое, покрасивее?</w:t>
       </w:r>
     </w:p>
     <w:p>
@@ -968,7 +1287,197 @@
           <w:i w:val="0"/>
           <w:sz w:val="22"/>
         </w:rPr>
+        <w:t>То же самое. Если скажу другое — напишите мне, я дам вам адрес штаба. Или просто приходите.</w:t>
+      </w:r>
+    </w:p>
+    <w:p>
+      <w:pPr>
+        <w:spacing w:before="0" w:after="110" w:line="300" w:lineRule="auto"/>
+      </w:pPr>
+      <w:r>
+        <w:rPr>
+          <w:rFonts w:ascii="Times New Roman" w:hAnsi="Times New Roman" w:eastAsia="Malgun Gothic"/>
+          <w:b/>
+          <w:i w:val="0"/>
+          <w:sz w:val="22"/>
+        </w:rPr>
+        <w:t xml:space="preserve">Суворова: </w:t>
+      </w:r>
+      <w:r>
+        <w:rPr>
+          <w:rFonts w:ascii="Times New Roman" w:hAnsi="Times New Roman" w:eastAsia="Malgun Gothic"/>
+          <w:b w:val="0"/>
+          <w:i w:val="0"/>
+          <w:sz w:val="22"/>
+        </w:rPr>
+        <w:t>Другие обещают, что к Новому году все будут дома.</w:t>
+      </w:r>
+    </w:p>
+    <w:p>
+      <w:pPr>
+        <w:spacing w:before="0" w:after="110" w:line="300" w:lineRule="auto"/>
+      </w:pPr>
+      <w:r>
+        <w:rPr>
+          <w:rFonts w:ascii="Times New Roman" w:hAnsi="Times New Roman" w:eastAsia="Malgun Gothic"/>
+          <w:b/>
+          <w:i w:val="0"/>
+          <w:sz w:val="22"/>
+        </w:rPr>
+        <w:t xml:space="preserve">Лёша: </w:t>
+      </w:r>
+      <w:r>
+        <w:rPr>
+          <w:rFonts w:ascii="Times New Roman" w:hAnsi="Times New Roman" w:eastAsia="Malgun Gothic"/>
+          <w:b w:val="0"/>
+          <w:i w:val="0"/>
+          <w:sz w:val="22"/>
+        </w:rPr>
         <w:t>Они обещали это и в прошлом году, Вера Степановна. И в позапрошлом. Я не хочу стать ещё одним человеком, из-за которого вы перестанете верить словам.</w:t>
+      </w:r>
+    </w:p>
+    <w:p>
+      <w:pPr>
+        <w:spacing w:before="0" w:after="110" w:line="300" w:lineRule="auto"/>
+      </w:pPr>
+      <w:r>
+        <w:rPr>
+          <w:rFonts w:ascii="Times New Roman" w:hAnsi="Times New Roman" w:eastAsia="Malgun Gothic"/>
+          <w:b/>
+          <w:i w:val="0"/>
+          <w:sz w:val="22"/>
+        </w:rPr>
+        <w:t xml:space="preserve">Лёша: </w:t>
+      </w:r>
+      <w:r>
+        <w:rPr>
+          <w:rFonts w:ascii="Times New Roman" w:hAnsi="Times New Roman" w:eastAsia="Malgun Gothic"/>
+          <w:b w:val="0"/>
+          <w:i/>
+          <w:color w:val="555555"/>
+          <w:sz w:val="22"/>
+        </w:rPr>
+        <w:t>(после паузы)</w:t>
+      </w:r>
+      <w:r>
+        <w:rPr>
+          <w:rFonts w:ascii="Times New Roman" w:hAnsi="Times New Roman" w:eastAsia="Malgun Gothic"/>
+          <w:b w:val="0"/>
+          <w:i w:val="0"/>
+          <w:sz w:val="22"/>
+        </w:rPr>
+        <w:t xml:space="preserve"> А что пишет вам сын?</w:t>
+      </w:r>
+    </w:p>
+    <w:p>
+      <w:pPr>
+        <w:spacing w:before="0" w:after="110" w:line="300" w:lineRule="auto"/>
+      </w:pPr>
+      <w:r>
+        <w:rPr>
+          <w:rFonts w:ascii="Times New Roman" w:hAnsi="Times New Roman" w:eastAsia="Malgun Gothic"/>
+          <w:b/>
+          <w:i w:val="0"/>
+          <w:sz w:val="22"/>
+        </w:rPr>
+        <w:t xml:space="preserve">Суворова: </w:t>
+      </w:r>
+      <w:r>
+        <w:rPr>
+          <w:rFonts w:ascii="Times New Roman" w:hAnsi="Times New Roman" w:eastAsia="Malgun Gothic"/>
+          <w:b w:val="0"/>
+          <w:i w:val="0"/>
+          <w:sz w:val="22"/>
+        </w:rPr>
+        <w:t>Пишет мало. «Жив, кормят, не волнуйся». Три года одно и то же. Я по почерку понимаю больше, чем по словам. Последнее письмо — буквы прыгают.</w:t>
+      </w:r>
+    </w:p>
+    <w:p>
+      <w:pPr>
+        <w:spacing w:before="0" w:after="110" w:line="300" w:lineRule="auto"/>
+      </w:pPr>
+      <w:r>
+        <w:rPr>
+          <w:rFonts w:ascii="Times New Roman" w:hAnsi="Times New Roman" w:eastAsia="Malgun Gothic"/>
+          <w:b/>
+          <w:i w:val="0"/>
+          <w:sz w:val="22"/>
+        </w:rPr>
+        <w:t xml:space="preserve">Лёша: </w:t>
+      </w:r>
+      <w:r>
+        <w:rPr>
+          <w:rFonts w:ascii="Times New Roman" w:hAnsi="Times New Roman" w:eastAsia="Malgun Gothic"/>
+          <w:b w:val="0"/>
+          <w:i w:val="0"/>
+          <w:sz w:val="22"/>
+        </w:rPr>
+        <w:t>Сколько ему лет, Вера Степановна?</w:t>
+      </w:r>
+    </w:p>
+    <w:p>
+      <w:pPr>
+        <w:spacing w:before="0" w:after="110" w:line="300" w:lineRule="auto"/>
+      </w:pPr>
+      <w:r>
+        <w:rPr>
+          <w:rFonts w:ascii="Times New Roman" w:hAnsi="Times New Roman" w:eastAsia="Malgun Gothic"/>
+          <w:b/>
+          <w:i w:val="0"/>
+          <w:sz w:val="22"/>
+        </w:rPr>
+        <w:t xml:space="preserve">Суворова: </w:t>
+      </w:r>
+      <w:r>
+        <w:rPr>
+          <w:rFonts w:ascii="Times New Roman" w:hAnsi="Times New Roman" w:eastAsia="Malgun Gothic"/>
+          <w:b w:val="0"/>
+          <w:i w:val="0"/>
+          <w:sz w:val="22"/>
+        </w:rPr>
+        <w:t xml:space="preserve">Двадцать четыре. Уходил в двадцать один. </w:t>
+      </w:r>
+      <w:r>
+        <w:rPr>
+          <w:rFonts w:ascii="Times New Roman" w:hAnsi="Times New Roman" w:eastAsia="Malgun Gothic"/>
+          <w:b w:val="0"/>
+          <w:i/>
+          <w:color w:val="555555"/>
+          <w:sz w:val="22"/>
+        </w:rPr>
+        <w:t>(пауза)</w:t>
+      </w:r>
+      <w:r>
+        <w:rPr>
+          <w:rFonts w:ascii="Times New Roman" w:hAnsi="Times New Roman" w:eastAsia="Malgun Gothic"/>
+          <w:b w:val="0"/>
+          <w:i w:val="0"/>
+          <w:sz w:val="22"/>
+        </w:rPr>
+        <w:t xml:space="preserve"> Когда вернётся, я его, наверное, не узнаю.</w:t>
+      </w:r>
+    </w:p>
+    <w:p>
+      <w:pPr>
+        <w:spacing w:before="0" w:after="110" w:line="300" w:lineRule="auto"/>
+      </w:pPr>
+      <w:r>
+        <w:rPr>
+          <w:rFonts w:ascii="Times New Roman" w:hAnsi="Times New Roman" w:eastAsia="Malgun Gothic"/>
+          <w:b/>
+          <w:i w:val="0"/>
+          <w:sz w:val="22"/>
+        </w:rPr>
+        <w:t xml:space="preserve">Лёша: </w:t>
+      </w:r>
+      <w:r>
+        <w:rPr>
+          <w:rFonts w:ascii="Times New Roman" w:hAnsi="Times New Roman" w:eastAsia="Malgun Gothic"/>
+          <w:b w:val="0"/>
+          <w:i w:val="0"/>
+          <w:sz w:val="22"/>
+        </w:rPr>
+        <w:t>Узнаете, Вера Степановна. Матери узнают всегда.</w:t>
       </w:r>
     </w:p>
     <w:p>
@@ -1155,7 +1664,7 @@
           <w:i w:val="0"/>
           <w:sz w:val="22"/>
         </w:rPr>
-        <w:t>Значит, страна одновременно воюет, беднеет и остаётся без ясного центра принятия решений.</w:t>
+        <w:t>Насколько надёжны эти слухи, Анатолий Викторович?</w:t>
       </w:r>
     </w:p>
     <w:p>
@@ -1178,7 +1687,7 @@
           <w:i w:val="0"/>
           <w:sz w:val="22"/>
         </w:rPr>
-        <w:t>Именно так. Опасное сочетание. И, возможно, исторический шанс для нас.</w:t>
+        <w:t>Настолько, насколько бывают надёжны слухи в Кремле. Но две последние поездки в регионы отменили в последний момент, а на совещаниях председательствует руководитель администрации. Это уже не слух, это протокол.</w:t>
       </w:r>
     </w:p>
     <w:p>
@@ -1201,7 +1710,7 @@
           <w:i w:val="0"/>
           <w:sz w:val="22"/>
         </w:rPr>
-        <w:t>Шанс, построенный на чужой болезни, мне не нравится, Анатолий Викторович.</w:t>
+        <w:t>Значит, страна одновременно воюет, беднеет и остаётся без ясного центра принятия решений.</w:t>
       </w:r>
     </w:p>
     <w:p>
@@ -1224,7 +1733,109 @@
           <w:i w:val="0"/>
           <w:sz w:val="22"/>
         </w:rPr>
+        <w:t>Именно так. Опасное сочетание. И, возможно, исторический шанс для нас.</w:t>
+      </w:r>
+    </w:p>
+    <w:p>
+      <w:pPr>
+        <w:spacing w:before="0" w:after="110" w:line="300" w:lineRule="auto"/>
+      </w:pPr>
+      <w:r>
+        <w:rPr>
+          <w:rFonts w:ascii="Times New Roman" w:hAnsi="Times New Roman" w:eastAsia="Malgun Gothic"/>
+          <w:b/>
+          <w:i w:val="0"/>
+          <w:sz w:val="22"/>
+        </w:rPr>
+        <w:t xml:space="preserve">Лёша: </w:t>
+      </w:r>
+      <w:r>
+        <w:rPr>
+          <w:rFonts w:ascii="Times New Roman" w:hAnsi="Times New Roman" w:eastAsia="Malgun Gothic"/>
+          <w:b w:val="0"/>
+          <w:i w:val="0"/>
+          <w:sz w:val="22"/>
+        </w:rPr>
+        <w:t>Шанс, построенный на чужой болезни, мне не нравится, Анатолий Викторович.</w:t>
+      </w:r>
+    </w:p>
+    <w:p>
+      <w:pPr>
+        <w:spacing w:before="0" w:after="110" w:line="300" w:lineRule="auto"/>
+      </w:pPr>
+      <w:r>
+        <w:rPr>
+          <w:rFonts w:ascii="Times New Roman" w:hAnsi="Times New Roman" w:eastAsia="Malgun Gothic"/>
+          <w:b/>
+          <w:i w:val="0"/>
+          <w:sz w:val="22"/>
+        </w:rPr>
+        <w:t xml:space="preserve">Гребенщиков: </w:t>
+      </w:r>
+      <w:r>
+        <w:rPr>
+          <w:rFonts w:ascii="Times New Roman" w:hAnsi="Times New Roman" w:eastAsia="Malgun Gothic"/>
+          <w:b w:val="0"/>
+          <w:i w:val="0"/>
+          <w:sz w:val="22"/>
+        </w:rPr>
         <w:t>Мне тоже. Но история не спрашивает, что нам нравится.</w:t>
+      </w:r>
+    </w:p>
+    <w:p>
+      <w:pPr>
+        <w:spacing w:before="0" w:after="110" w:line="300" w:lineRule="auto"/>
+      </w:pPr>
+      <w:r>
+        <w:rPr>
+          <w:rFonts w:ascii="Times New Roman" w:hAnsi="Times New Roman" w:eastAsia="Malgun Gothic"/>
+          <w:b/>
+          <w:i w:val="0"/>
+          <w:sz w:val="22"/>
+        </w:rPr>
+        <w:t xml:space="preserve">Лёша: </w:t>
+      </w:r>
+      <w:r>
+        <w:rPr>
+          <w:rFonts w:ascii="Times New Roman" w:hAnsi="Times New Roman" w:eastAsia="Malgun Gothic"/>
+          <w:b w:val="0"/>
+          <w:i w:val="0"/>
+          <w:sz w:val="22"/>
+        </w:rPr>
+        <w:t>Тогда договоримся сразу: о здоровье президента мы публично не говорим ни слова. Ни намёка. Мы спорим с его политикой, а не с его диагнозом.</w:t>
+      </w:r>
+    </w:p>
+    <w:p>
+      <w:pPr>
+        <w:spacing w:before="0" w:after="110" w:line="300" w:lineRule="auto"/>
+      </w:pPr>
+      <w:r>
+        <w:rPr>
+          <w:rFonts w:ascii="Times New Roman" w:hAnsi="Times New Roman" w:eastAsia="Malgun Gothic"/>
+          <w:b/>
+          <w:i w:val="0"/>
+          <w:sz w:val="22"/>
+        </w:rPr>
+        <w:t xml:space="preserve">Гребенщиков: </w:t>
+      </w:r>
+      <w:r>
+        <w:rPr>
+          <w:rFonts w:ascii="Times New Roman" w:hAnsi="Times New Roman" w:eastAsia="Malgun Gothic"/>
+          <w:b w:val="0"/>
+          <w:i/>
+          <w:color w:val="555555"/>
+          <w:sz w:val="22"/>
+        </w:rPr>
+        <w:t>(после паузы)</w:t>
+      </w:r>
+      <w:r>
+        <w:rPr>
+          <w:rFonts w:ascii="Times New Roman" w:hAnsi="Times New Roman" w:eastAsia="Malgun Gothic"/>
+          <w:b w:val="0"/>
+          <w:i w:val="0"/>
+          <w:sz w:val="22"/>
+        </w:rPr>
+        <w:t xml:space="preserve"> Это стоит нам пары эффектных заголовков. Но соглашусь. Злорадство плохо смотрится даже на победителях.</w:t>
       </w:r>
     </w:p>
     <w:p>
@@ -1323,6 +1934,131 @@
           <w:i w:val="0"/>
           <w:sz w:val="22"/>
         </w:rPr>
+        <w:t xml:space="preserve">Катя: </w:t>
+      </w:r>
+      <w:r>
+        <w:rPr>
+          <w:rFonts w:ascii="Times New Roman" w:hAnsi="Times New Roman" w:eastAsia="Malgun Gothic"/>
+          <w:b w:val="0"/>
+          <w:i w:val="0"/>
+          <w:sz w:val="22"/>
+        </w:rPr>
+        <w:t>Штаб молодёжи уже предлагает лозунг: «Хватит врать». Коротко, зло, запоминается.</w:t>
+      </w:r>
+    </w:p>
+    <w:p>
+      <w:pPr>
+        <w:spacing w:before="0" w:after="110" w:line="300" w:lineRule="auto"/>
+      </w:pPr>
+      <w:r>
+        <w:rPr>
+          <w:rFonts w:ascii="Times New Roman" w:hAnsi="Times New Roman" w:eastAsia="Malgun Gothic"/>
+          <w:b/>
+          <w:i w:val="0"/>
+          <w:sz w:val="22"/>
+        </w:rPr>
+        <w:t xml:space="preserve">Лёша: </w:t>
+      </w:r>
+      <w:r>
+        <w:rPr>
+          <w:rFonts w:ascii="Times New Roman" w:hAnsi="Times New Roman" w:eastAsia="Malgun Gothic"/>
+          <w:b w:val="0"/>
+          <w:i w:val="0"/>
+          <w:sz w:val="22"/>
+        </w:rPr>
+        <w:t>Коротко и зло. Только это лозунг про них, Катя, а не про нас. Люди устали слушать, кого надо ненавидеть. Пусть лучше услышат, что мы собираемся делать.</w:t>
+      </w:r>
+    </w:p>
+    <w:p>
+      <w:pPr>
+        <w:spacing w:before="0" w:after="110" w:line="300" w:lineRule="auto"/>
+      </w:pPr>
+      <w:r>
+        <w:rPr>
+          <w:rFonts w:ascii="Times New Roman" w:hAnsi="Times New Roman" w:eastAsia="Malgun Gothic"/>
+          <w:b/>
+          <w:i w:val="0"/>
+          <w:sz w:val="22"/>
+        </w:rPr>
+        <w:t xml:space="preserve">Гребенщиков: </w:t>
+      </w:r>
+      <w:r>
+        <w:rPr>
+          <w:rFonts w:ascii="Times New Roman" w:hAnsi="Times New Roman" w:eastAsia="Malgun Gothic"/>
+          <w:b w:val="0"/>
+          <w:i w:val="0"/>
+          <w:sz w:val="22"/>
+        </w:rPr>
+        <w:t>Тогда что на плакатах? Цифры?</w:t>
+      </w:r>
+    </w:p>
+    <w:p>
+      <w:pPr>
+        <w:spacing w:before="0" w:after="110" w:line="300" w:lineRule="auto"/>
+      </w:pPr>
+      <w:r>
+        <w:rPr>
+          <w:rFonts w:ascii="Times New Roman" w:hAnsi="Times New Roman" w:eastAsia="Malgun Gothic"/>
+          <w:b/>
+          <w:i w:val="0"/>
+          <w:sz w:val="22"/>
+        </w:rPr>
+        <w:t xml:space="preserve">Лёша: </w:t>
+      </w:r>
+      <w:r>
+        <w:rPr>
+          <w:rFonts w:ascii="Times New Roman" w:hAnsi="Times New Roman" w:eastAsia="Malgun Gothic"/>
+          <w:b w:val="0"/>
+          <w:i w:val="0"/>
+          <w:sz w:val="22"/>
+        </w:rPr>
+        <w:t>Цифры. Инфляция. Цена лекарств. Сколько стоит год конфликта каждой семье. И адрес сайта, где всё это можно проверить.</w:t>
+      </w:r>
+    </w:p>
+    <w:p>
+      <w:pPr>
+        <w:spacing w:before="0" w:after="110" w:line="300" w:lineRule="auto"/>
+      </w:pPr>
+      <w:r>
+        <w:rPr>
+          <w:rFonts w:ascii="Times New Roman" w:hAnsi="Times New Roman" w:eastAsia="Malgun Gothic"/>
+          <w:b/>
+          <w:i w:val="0"/>
+          <w:sz w:val="22"/>
+        </w:rPr>
+        <w:t xml:space="preserve">Гребенщиков: </w:t>
+      </w:r>
+      <w:r>
+        <w:rPr>
+          <w:rFonts w:ascii="Times New Roman" w:hAnsi="Times New Roman" w:eastAsia="Malgun Gothic"/>
+          <w:b w:val="0"/>
+          <w:i/>
+          <w:color w:val="555555"/>
+          <w:sz w:val="22"/>
+        </w:rPr>
+        <w:t>(вздыхает)</w:t>
+      </w:r>
+      <w:r>
+        <w:rPr>
+          <w:rFonts w:ascii="Times New Roman" w:hAnsi="Times New Roman" w:eastAsia="Malgun Gothic"/>
+          <w:b w:val="0"/>
+          <w:i w:val="0"/>
+          <w:sz w:val="22"/>
+        </w:rPr>
+        <w:t xml:space="preserve"> Первая в истории кампания, у которой на плакате таблица.</w:t>
+      </w:r>
+    </w:p>
+    <w:p>
+      <w:pPr>
+        <w:spacing w:before="0" w:after="110" w:line="300" w:lineRule="auto"/>
+      </w:pPr>
+      <w:r>
+        <w:rPr>
+          <w:rFonts w:ascii="Times New Roman" w:hAnsi="Times New Roman" w:eastAsia="Malgun Gothic"/>
+          <w:b/>
+          <w:i w:val="0"/>
+          <w:sz w:val="22"/>
+        </w:rPr>
         <w:t xml:space="preserve">Лёша: </w:t>
       </w:r>
       <w:r>
@@ -1625,7 +2361,7 @@
           <w:i w:val="0"/>
           <w:sz w:val="22"/>
         </w:rPr>
-        <w:t xml:space="preserve">Семён: </w:t>
+        <w:t xml:space="preserve">Галина: </w:t>
       </w:r>
       <w:r>
         <w:rPr>
@@ -1634,7 +2370,53 @@
           <w:i w:val="0"/>
           <w:sz w:val="22"/>
         </w:rPr>
-        <w:t>Вы уж там держитесь, Алексей Николаевич. Страна большая, а таких городков, как наш, — тысячи, и все смотрят на вас с надеждой.</w:t>
+        <w:t>Из Новокруцка-то из Новокруцка, а по телевизору вы уже в галстуке. Мать ваша, Анна Михайловна, говорит — похудели.</w:t>
+      </w:r>
+    </w:p>
+    <w:p>
+      <w:pPr>
+        <w:spacing w:before="0" w:after="110" w:line="300" w:lineRule="auto"/>
+      </w:pPr>
+      <w:r>
+        <w:rPr>
+          <w:rFonts w:ascii="Times New Roman" w:hAnsi="Times New Roman" w:eastAsia="Malgun Gothic"/>
+          <w:b/>
+          <w:i w:val="0"/>
+          <w:sz w:val="22"/>
+        </w:rPr>
+        <w:t xml:space="preserve">Лёша: </w:t>
+      </w:r>
+      <w:r>
+        <w:rPr>
+          <w:rFonts w:ascii="Times New Roman" w:hAnsi="Times New Roman" w:eastAsia="Malgun Gothic"/>
+          <w:b w:val="0"/>
+          <w:i w:val="0"/>
+          <w:sz w:val="22"/>
+        </w:rPr>
+        <w:t>Мама преувеличивает, Галина Петровна. Галстук, правда, есть. Но надеваю редко.</w:t>
+      </w:r>
+    </w:p>
+    <w:p>
+      <w:pPr>
+        <w:spacing w:before="0" w:after="110" w:line="300" w:lineRule="auto"/>
+      </w:pPr>
+      <w:r>
+        <w:rPr>
+          <w:rFonts w:ascii="Times New Roman" w:hAnsi="Times New Roman" w:eastAsia="Malgun Gothic"/>
+          <w:b/>
+          <w:i w:val="0"/>
+          <w:sz w:val="22"/>
+        </w:rPr>
+        <w:t xml:space="preserve">Семён: </w:t>
+      </w:r>
+      <w:r>
+        <w:rPr>
+          <w:rFonts w:ascii="Times New Roman" w:hAnsi="Times New Roman" w:eastAsia="Malgun Gothic"/>
+          <w:b w:val="0"/>
+          <w:i w:val="0"/>
+          <w:sz w:val="22"/>
+        </w:rPr>
+        <w:t>Вот и надевайте пореже. Люди галстуков не любят. Вы уж там держитесь, Алексей Николаевич. Страна большая, а таких городков, как наш, — тысячи, и все смотрят на вас с надеждой.</w:t>
       </w:r>
     </w:p>
     <w:p>
@@ -1788,6 +2570,52 @@
           <w:i w:val="0"/>
           <w:sz w:val="22"/>
         </w:rPr>
+        <w:t>Кому подавали?</w:t>
+      </w:r>
+    </w:p>
+    <w:p>
+      <w:pPr>
+        <w:spacing w:before="0" w:after="110" w:line="300" w:lineRule="auto"/>
+      </w:pPr>
+      <w:r>
+        <w:rPr>
+          <w:rFonts w:ascii="Times New Roman" w:hAnsi="Times New Roman" w:eastAsia="Malgun Gothic"/>
+          <w:b/>
+          <w:i w:val="0"/>
+          <w:sz w:val="22"/>
+        </w:rPr>
+        <w:t xml:space="preserve">Директор завода: </w:t>
+      </w:r>
+      <w:r>
+        <w:rPr>
+          <w:rFonts w:ascii="Times New Roman" w:hAnsi="Times New Roman" w:eastAsia="Malgun Gothic"/>
+          <w:b w:val="0"/>
+          <w:i w:val="0"/>
+          <w:sz w:val="22"/>
+        </w:rPr>
+        <w:t>Всем. В министерство промышленности, в областную администрацию, в фонд развития. Три разных формы, сорок страниц каждая. В каждой спрашивают одно и то же, только в разном порядке.</w:t>
+      </w:r>
+    </w:p>
+    <w:p>
+      <w:pPr>
+        <w:spacing w:before="0" w:after="110" w:line="300" w:lineRule="auto"/>
+      </w:pPr>
+      <w:r>
+        <w:rPr>
+          <w:rFonts w:ascii="Times New Roman" w:hAnsi="Times New Roman" w:eastAsia="Malgun Gothic"/>
+          <w:b/>
+          <w:i w:val="0"/>
+          <w:sz w:val="22"/>
+        </w:rPr>
+        <w:t xml:space="preserve">Лёша: </w:t>
+      </w:r>
+      <w:r>
+        <w:rPr>
+          <w:rFonts w:ascii="Times New Roman" w:hAnsi="Times New Roman" w:eastAsia="Malgun Gothic"/>
+          <w:b w:val="0"/>
+          <w:i w:val="0"/>
+          <w:sz w:val="22"/>
+        </w:rPr>
         <w:t>Или справляется, но только с теми, у кого есть нужный телефон.</w:t>
       </w:r>
     </w:p>
@@ -1822,6 +2650,98 @@
           <w:sz w:val="22"/>
         </w:rPr>
         <w:t xml:space="preserve"> Вы это сказали, не я. Мне ещё здесь работать.</w:t>
+      </w:r>
+    </w:p>
+    <w:p>
+      <w:pPr>
+        <w:spacing w:before="0" w:after="110" w:line="300" w:lineRule="auto"/>
+      </w:pPr>
+      <w:r>
+        <w:rPr>
+          <w:rFonts w:ascii="Times New Roman" w:hAnsi="Times New Roman" w:eastAsia="Malgun Gothic"/>
+          <w:b/>
+          <w:i w:val="0"/>
+          <w:sz w:val="22"/>
+        </w:rPr>
+        <w:t xml:space="preserve">Лёша: </w:t>
+      </w:r>
+      <w:r>
+        <w:rPr>
+          <w:rFonts w:ascii="Times New Roman" w:hAnsi="Times New Roman" w:eastAsia="Malgun Gothic"/>
+          <w:b w:val="0"/>
+          <w:i w:val="0"/>
+          <w:sz w:val="22"/>
+        </w:rPr>
+        <w:t>Что вам нужно в первую очередь? Не вообще — прямо сейчас.</w:t>
+      </w:r>
+    </w:p>
+    <w:p>
+      <w:pPr>
+        <w:spacing w:before="0" w:after="110" w:line="300" w:lineRule="auto"/>
+      </w:pPr>
+      <w:r>
+        <w:rPr>
+          <w:rFonts w:ascii="Times New Roman" w:hAnsi="Times New Roman" w:eastAsia="Malgun Gothic"/>
+          <w:b/>
+          <w:i w:val="0"/>
+          <w:sz w:val="22"/>
+        </w:rPr>
+        <w:t xml:space="preserve">Директор завода: </w:t>
+      </w:r>
+      <w:r>
+        <w:rPr>
+          <w:rFonts w:ascii="Times New Roman" w:hAnsi="Times New Roman" w:eastAsia="Malgun Gothic"/>
+          <w:b w:val="0"/>
+          <w:i w:val="0"/>
+          <w:sz w:val="22"/>
+        </w:rPr>
+        <w:t>Отсрочка по кредиту на полгода. Больше ничего. Заказы весной вернутся, если доживём до весны. А людей я назад возьму всех, до единого. Они все местные, мне их в глаза потом смотреть.</w:t>
+      </w:r>
+    </w:p>
+    <w:p>
+      <w:pPr>
+        <w:spacing w:before="0" w:after="110" w:line="300" w:lineRule="auto"/>
+      </w:pPr>
+      <w:r>
+        <w:rPr>
+          <w:rFonts w:ascii="Times New Roman" w:hAnsi="Times New Roman" w:eastAsia="Malgun Gothic"/>
+          <w:b/>
+          <w:i w:val="0"/>
+          <w:sz w:val="22"/>
+        </w:rPr>
+        <w:t xml:space="preserve">Лёша: </w:t>
+      </w:r>
+      <w:r>
+        <w:rPr>
+          <w:rFonts w:ascii="Times New Roman" w:hAnsi="Times New Roman" w:eastAsia="Malgun Gothic"/>
+          <w:b w:val="0"/>
+          <w:i w:val="0"/>
+          <w:sz w:val="22"/>
+        </w:rPr>
+        <w:t>Запишите это, Катя. Дословно, с формулировкой. Это не просьба завода, это готовый пункт программы.</w:t>
+      </w:r>
+    </w:p>
+    <w:p>
+      <w:pPr>
+        <w:spacing w:before="0" w:after="110" w:line="300" w:lineRule="auto"/>
+      </w:pPr>
+      <w:r>
+        <w:rPr>
+          <w:rFonts w:ascii="Times New Roman" w:hAnsi="Times New Roman" w:eastAsia="Malgun Gothic"/>
+          <w:b/>
+          <w:i w:val="0"/>
+          <w:sz w:val="22"/>
+        </w:rPr>
+        <w:t xml:space="preserve">Директор завода: </w:t>
+      </w:r>
+      <w:r>
+        <w:rPr>
+          <w:rFonts w:ascii="Times New Roman" w:hAnsi="Times New Roman" w:eastAsia="Malgun Gothic"/>
+          <w:b w:val="0"/>
+          <w:i w:val="0"/>
+          <w:sz w:val="22"/>
+        </w:rPr>
+        <w:t>Только в программу не пишите нашу фамилию. У нас город маленький, а губернатор — злопамятный.</w:t>
       </w:r>
     </w:p>
     <w:p>
@@ -1985,6 +2905,52 @@
           <w:i w:val="0"/>
           <w:sz w:val="22"/>
         </w:rPr>
+        <w:t>Вы собираетесь сказать это на выступлении в таких словах?</w:t>
+      </w:r>
+    </w:p>
+    <w:p>
+      <w:pPr>
+        <w:spacing w:before="0" w:after="110" w:line="300" w:lineRule="auto"/>
+      </w:pPr>
+      <w:r>
+        <w:rPr>
+          <w:rFonts w:ascii="Times New Roman" w:hAnsi="Times New Roman" w:eastAsia="Malgun Gothic"/>
+          <w:b/>
+          <w:i w:val="0"/>
+          <w:sz w:val="22"/>
+        </w:rPr>
+        <w:t xml:space="preserve">Лёша: </w:t>
+      </w:r>
+      <w:r>
+        <w:rPr>
+          <w:rFonts w:ascii="Times New Roman" w:hAnsi="Times New Roman" w:eastAsia="Malgun Gothic"/>
+          <w:b w:val="0"/>
+          <w:i w:val="0"/>
+          <w:sz w:val="22"/>
+        </w:rPr>
+        <w:t>В таких. Может быть, чуть мягче. Но смысл оставлю.</w:t>
+      </w:r>
+    </w:p>
+    <w:p>
+      <w:pPr>
+        <w:spacing w:before="0" w:after="110" w:line="300" w:lineRule="auto"/>
+      </w:pPr>
+      <w:r>
+        <w:rPr>
+          <w:rFonts w:ascii="Times New Roman" w:hAnsi="Times New Roman" w:eastAsia="Malgun Gothic"/>
+          <w:b/>
+          <w:i w:val="0"/>
+          <w:sz w:val="22"/>
+        </w:rPr>
+        <w:t xml:space="preserve">Гребенщиков: </w:t>
+      </w:r>
+      <w:r>
+        <w:rPr>
+          <w:rFonts w:ascii="Times New Roman" w:hAnsi="Times New Roman" w:eastAsia="Malgun Gothic"/>
+          <w:b w:val="0"/>
+          <w:i w:val="0"/>
+          <w:sz w:val="22"/>
+        </w:rPr>
         <w:t>Толстой, между прочим, в том же романе дальше пишет: «Всё смешалось в доме Облонских». Смешалось — это ещё мягко про нашу страну.</w:t>
       </w:r>
     </w:p>
@@ -2209,7 +3175,7 @@
           <w:i w:val="0"/>
           <w:sz w:val="22"/>
         </w:rPr>
-        <w:t xml:space="preserve">Лёша: </w:t>
+        <w:t xml:space="preserve">Гребенщиков: </w:t>
       </w:r>
       <w:r>
         <w:rPr>
@@ -2218,7 +3184,86 @@
           <w:i w:val="0"/>
           <w:sz w:val="22"/>
         </w:rPr>
+        <w:t>Дешёвый пиар за четыре миллиона. Хотел бы я посмотреть на их дорогой.</w:t>
+      </w:r>
+    </w:p>
+    <w:p>
+      <w:pPr>
+        <w:spacing w:before="0" w:after="110" w:line="300" w:lineRule="auto"/>
+      </w:pPr>
+      <w:r>
+        <w:rPr>
+          <w:rFonts w:ascii="Times New Roman" w:hAnsi="Times New Roman" w:eastAsia="Malgun Gothic"/>
+          <w:b/>
+          <w:i w:val="0"/>
+          <w:sz w:val="22"/>
+        </w:rPr>
+        <w:t xml:space="preserve">Лёша: </w:t>
+      </w:r>
+      <w:r>
+        <w:rPr>
+          <w:rFonts w:ascii="Times New Roman" w:hAnsi="Times New Roman" w:eastAsia="Malgun Gothic"/>
+          <w:b w:val="0"/>
+          <w:i w:val="0"/>
+          <w:sz w:val="22"/>
+        </w:rPr>
         <w:t>Вот и хорошо. Пусть спрашивают.</w:t>
+      </w:r>
+    </w:p>
+    <w:p>
+      <w:pPr>
+        <w:spacing w:before="0" w:after="110" w:line="300" w:lineRule="auto"/>
+      </w:pPr>
+      <w:r>
+        <w:rPr>
+          <w:rFonts w:ascii="Times New Roman" w:hAnsi="Times New Roman" w:eastAsia="Malgun Gothic"/>
+          <w:b/>
+          <w:i w:val="0"/>
+          <w:sz w:val="22"/>
+        </w:rPr>
+        <w:t xml:space="preserve">Томская: </w:t>
+      </w:r>
+      <w:r>
+        <w:rPr>
+          <w:rFonts w:ascii="Times New Roman" w:hAnsi="Times New Roman" w:eastAsia="Malgun Gothic"/>
+          <w:b w:val="0"/>
+          <w:i/>
+          <w:color w:val="555555"/>
+          <w:sz w:val="22"/>
+        </w:rPr>
+        <w:t>(заглядывает в кабинет)</w:t>
+      </w:r>
+      <w:r>
+        <w:rPr>
+          <w:rFonts w:ascii="Times New Roman" w:hAnsi="Times New Roman" w:eastAsia="Malgun Gothic"/>
+          <w:b w:val="0"/>
+          <w:i w:val="0"/>
+          <w:sz w:val="22"/>
+        </w:rPr>
+        <w:t xml:space="preserve"> И ещё одно, Алексей Николаевич. Мою таблицу скачали за сутки двести тысяч раз. Три региональных министерства попросили методику. Официально — «для сверки».</w:t>
+      </w:r>
+    </w:p>
+    <w:p>
+      <w:pPr>
+        <w:spacing w:before="0" w:after="110" w:line="300" w:lineRule="auto"/>
+      </w:pPr>
+      <w:r>
+        <w:rPr>
+          <w:rFonts w:ascii="Times New Roman" w:hAnsi="Times New Roman" w:eastAsia="Malgun Gothic"/>
+          <w:b/>
+          <w:i w:val="0"/>
+          <w:sz w:val="22"/>
+        </w:rPr>
+        <w:t xml:space="preserve">Лёша: </w:t>
+      </w:r>
+      <w:r>
+        <w:rPr>
+          <w:rFonts w:ascii="Times New Roman" w:hAnsi="Times New Roman" w:eastAsia="Malgun Gothic"/>
+          <w:b w:val="0"/>
+          <w:i w:val="0"/>
+          <w:sz w:val="22"/>
+        </w:rPr>
+        <w:t>Отправьте. Пусть сверяют. Если у них сойдётся с нашим — значит, врали не таблицы, а люди.</w:t>
       </w:r>
     </w:p>
     <w:p>
@@ -2317,7 +3362,7 @@
           <w:i w:val="0"/>
           <w:sz w:val="22"/>
         </w:rPr>
-        <w:t>Иван Крылов, басня «Квартет» (1811): «А вы, друзья, как ни садитесь, / Всё в музыканты не годитесь»</w:t>
+        <w:t>Русская пословица: «Шила в мешке не утаишь»</w:t>
       </w:r>
       <w:r>
         <w:rPr>
@@ -2326,7 +3371,7 @@
           <w:i w:val="0"/>
           <w:sz w:val="22"/>
         </w:rPr>
-        <w:t xml:space="preserve"> — 자리를 바꿔 앉아도 음악이 되지 않는 네 악사의 우화. 이졸다가 한 회사 직원 명의로 쪼개 들어온 38건의 후원금을 두고 "이름을 바꿔 앉혀도 같은 돈"이라며 인용한다. 「Компас Аудит」 팀의 첫 실무 장면 (장면 2).</w:t>
+        <w:t xml:space="preserve"> — 한국어 해설: 숨기려 해도 드러나기 마련이라는 속담. 이졸다가 한 건설사 직원 명의로 쪼개 들어온 38건의 후원금을 두고 "서른여덟 개 자루에 나눠 담은 송곳 하나"라고 비틀어 쓴다. 30년 경력 감사역다운 생활어로, 「Компас Аудит」 팀의 첫 실무 장면을 연다 (장면 2).</w:t>
       </w:r>
     </w:p>
     <w:p>

--- a/러시아 인권변호사/4부/4부_1화_국가의_균열.docx
+++ b/러시아 인권변호사/4부/4부_1화_국가의_균열.docx
@@ -564,7 +564,7 @@
           <w:i w:val="0"/>
           <w:sz w:val="22"/>
         </w:rPr>
-        <w:t>Кирилл Андреевич, Анастасия Дмитриевна, проходите. Два месяца назад, на съезде, вы поставили нам три условия. Я их помню.</w:t>
+        <w:t>Кирилл Андреевич, Анастасия Дмитриевна, проходите. Два месяца назад, сразу после съезда, вы поставили нам три условия. Я их помню.</w:t>
       </w:r>
     </w:p>
     <w:p>
@@ -827,7 +827,7 @@
           <w:i w:val="0"/>
           <w:sz w:val="22"/>
         </w:rPr>
-        <w:t>Сторож, который отдаёт кандидату в президенты девяносто девять тысяч, — это либо очень убеждённый сторож, либо чужие деньги, раздробленные так, чтобы не бросаться в глаза. То же дробление, что в ростовском отделении перед съездом, только вдвое крупнее.</w:t>
+        <w:t>Сторож, который отдаёт кандидату в президенты девяносто девять тысяч, — это либо очень убеждённый сторож, либо чужие деньги, раздробленные так, чтобы не бросаться в глаза. То же дробление, что в ростовском отделении после съезда, только вдвое крупнее.</w:t>
       </w:r>
     </w:p>
     <w:p>
@@ -1133,7 +1133,7 @@
           <w:i w:val="0"/>
           <w:sz w:val="22"/>
         </w:rPr>
-        <w:t xml:space="preserve"> Мы уже взяли, Настя. Ещё на съезде.</w:t>
+        <w:t xml:space="preserve"> Мы уже взяли, Настя. Ещё тогда, после съезда.</w:t>
       </w:r>
     </w:p>
     <w:p>
@@ -2570,52 +2570,6 @@
           <w:i w:val="0"/>
           <w:sz w:val="22"/>
         </w:rPr>
-        <w:t>Кому подавали?</w:t>
-      </w:r>
-    </w:p>
-    <w:p>
-      <w:pPr>
-        <w:spacing w:before="0" w:after="110" w:line="300" w:lineRule="auto"/>
-      </w:pPr>
-      <w:r>
-        <w:rPr>
-          <w:rFonts w:ascii="Times New Roman" w:hAnsi="Times New Roman" w:eastAsia="Malgun Gothic"/>
-          <w:b/>
-          <w:i w:val="0"/>
-          <w:sz w:val="22"/>
-        </w:rPr>
-        <w:t xml:space="preserve">Директор завода: </w:t>
-      </w:r>
-      <w:r>
-        <w:rPr>
-          <w:rFonts w:ascii="Times New Roman" w:hAnsi="Times New Roman" w:eastAsia="Malgun Gothic"/>
-          <w:b w:val="0"/>
-          <w:i w:val="0"/>
-          <w:sz w:val="22"/>
-        </w:rPr>
-        <w:t>Всем. В министерство промышленности, в областную администрацию, в фонд развития. Три разных формы, сорок страниц каждая. В каждой спрашивают одно и то же, только в разном порядке.</w:t>
-      </w:r>
-    </w:p>
-    <w:p>
-      <w:pPr>
-        <w:spacing w:before="0" w:after="110" w:line="300" w:lineRule="auto"/>
-      </w:pPr>
-      <w:r>
-        <w:rPr>
-          <w:rFonts w:ascii="Times New Roman" w:hAnsi="Times New Roman" w:eastAsia="Malgun Gothic"/>
-          <w:b/>
-          <w:i w:val="0"/>
-          <w:sz w:val="22"/>
-        </w:rPr>
-        <w:t xml:space="preserve">Лёша: </w:t>
-      </w:r>
-      <w:r>
-        <w:rPr>
-          <w:rFonts w:ascii="Times New Roman" w:hAnsi="Times New Roman" w:eastAsia="Malgun Gothic"/>
-          <w:b w:val="0"/>
-          <w:i w:val="0"/>
-          <w:sz w:val="22"/>
-        </w:rPr>
         <w:t>Или справляется, но только с теми, у кого есть нужный телефон.</w:t>
       </w:r>
     </w:p>
@@ -2650,6 +2604,52 @@
           <w:sz w:val="22"/>
         </w:rPr>
         <w:t xml:space="preserve"> Вы это сказали, не я. Мне ещё здесь работать.</w:t>
+      </w:r>
+    </w:p>
+    <w:p>
+      <w:pPr>
+        <w:spacing w:before="0" w:after="110" w:line="300" w:lineRule="auto"/>
+      </w:pPr>
+      <w:r>
+        <w:rPr>
+          <w:rFonts w:ascii="Times New Roman" w:hAnsi="Times New Roman" w:eastAsia="Malgun Gothic"/>
+          <w:b/>
+          <w:i w:val="0"/>
+          <w:sz w:val="22"/>
+        </w:rPr>
+        <w:t xml:space="preserve">Лёша: </w:t>
+      </w:r>
+      <w:r>
+        <w:rPr>
+          <w:rFonts w:ascii="Times New Roman" w:hAnsi="Times New Roman" w:eastAsia="Malgun Gothic"/>
+          <w:b w:val="0"/>
+          <w:i w:val="0"/>
+          <w:sz w:val="22"/>
+        </w:rPr>
+        <w:t>Кому подавали?</w:t>
+      </w:r>
+    </w:p>
+    <w:p>
+      <w:pPr>
+        <w:spacing w:before="0" w:after="110" w:line="300" w:lineRule="auto"/>
+      </w:pPr>
+      <w:r>
+        <w:rPr>
+          <w:rFonts w:ascii="Times New Roman" w:hAnsi="Times New Roman" w:eastAsia="Malgun Gothic"/>
+          <w:b/>
+          <w:i w:val="0"/>
+          <w:sz w:val="22"/>
+        </w:rPr>
+        <w:t xml:space="preserve">Директор завода: </w:t>
+      </w:r>
+      <w:r>
+        <w:rPr>
+          <w:rFonts w:ascii="Times New Roman" w:hAnsi="Times New Roman" w:eastAsia="Malgun Gothic"/>
+          <w:b w:val="0"/>
+          <w:i w:val="0"/>
+          <w:sz w:val="22"/>
+        </w:rPr>
+        <w:t>Всем. В министерство промышленности, в областную администрацию, в фонд развития. Три разных формы, сорок страниц каждая. В каждой спрашивают одно и то же, только в разном порядке.</w:t>
       </w:r>
     </w:p>
     <w:p>
@@ -3348,7 +3348,7 @@
           <w:i w:val="0"/>
           <w:sz w:val="22"/>
         </w:rPr>
-        <w:t xml:space="preserve"> — 소설의 첫 문장. 료샤가 귀로의 기차에서 공장·병사 가족·연금생활자의 "각자의 불행"이 한 나라의 진단으로 모인다고 말하며 쓰고, 그레벤시코프가 같은 첫 장의 "Всё смешалось в доме Облонских"로 받는다 (장면 8).</w:t>
+        <w:t xml:space="preserve"> — 한국어 해설: 소설의 첫 문장. 료샤가 귀로의 기차에서 공장·병사 가족·연금생활자의 "각자의 불행"이 한 나라의 진단으로 모인다고 말하며 쓰고, 그레벤시코프가 같은 첫 장의 "Всё смешалось в доме Облонских"로 받는다 (장면 8).</w:t>
       </w:r>
     </w:p>
     <w:p>

--- a/러시아 인권변호사/4부/4부_1화_국가의_균열.docx
+++ b/러시아 인권변호사/4부/4부_1화_국가의_균열.docx
@@ -447,6 +447,62 @@
           <w:sz w:val="22"/>
         </w:rPr>
         <w:t>Опубликуем. Мне нечего прятать, Екатерина Ивановна. Прятать приходится тем, у кого восемь процентов.</w:t>
+      </w:r>
+    </w:p>
+    <w:p>
+      <w:pPr>
+        <w:spacing w:before="0" w:after="110" w:line="300" w:lineRule="auto"/>
+      </w:pPr>
+      <w:r>
+        <w:rPr>
+          <w:rFonts w:ascii="Times New Roman" w:hAnsi="Times New Roman" w:eastAsia="Malgun Gothic"/>
+          <w:b/>
+          <w:i w:val="0"/>
+          <w:sz w:val="22"/>
+        </w:rPr>
+        <w:t xml:space="preserve">Лёша: </w:t>
+      </w:r>
+      <w:r>
+        <w:rPr>
+          <w:rFonts w:ascii="Times New Roman" w:hAnsi="Times New Roman" w:eastAsia="Malgun Gothic"/>
+          <w:b w:val="0"/>
+          <w:i w:val="0"/>
+          <w:sz w:val="22"/>
+        </w:rPr>
+        <w:t>И ещё одно, Екатерина Ивановна. Раз кампания теперь официальная, с сегодняшнего дня я обращаюсь к вам только так и на «вы». Начинать порядок надо с себя.</w:t>
+      </w:r>
+    </w:p>
+    <w:p>
+      <w:pPr>
+        <w:spacing w:before="0" w:after="110" w:line="300" w:lineRule="auto"/>
+      </w:pPr>
+      <w:r>
+        <w:rPr>
+          <w:rFonts w:ascii="Times New Roman" w:hAnsi="Times New Roman" w:eastAsia="Malgun Gothic"/>
+          <w:b/>
+          <w:i w:val="0"/>
+          <w:sz w:val="22"/>
+        </w:rPr>
+        <w:t xml:space="preserve">Катя: </w:t>
+      </w:r>
+      <w:r>
+        <w:rPr>
+          <w:rFonts w:ascii="Times New Roman" w:hAnsi="Times New Roman" w:eastAsia="Malgun Gothic"/>
+          <w:b w:val="0"/>
+          <w:i/>
+          <w:color w:val="555555"/>
+          <w:sz w:val="22"/>
+        </w:rPr>
+        <w:t>(после короткой паузы)</w:t>
+      </w:r>
+      <w:r>
+        <w:rPr>
+          <w:rFonts w:ascii="Times New Roman" w:hAnsi="Times New Roman" w:eastAsia="Malgun Gothic"/>
+          <w:b w:val="0"/>
+          <w:i w:val="0"/>
+          <w:sz w:val="22"/>
+        </w:rPr>
+        <w:t xml:space="preserve"> Привыкну, Алексей Николаевич. Хотя «Катя» мне нравилась больше.</w:t>
       </w:r>
     </w:p>
     <w:p>
